--- a/plantillas_maestras/06_seguro_hogar_e_inmuebles/negativa_cobertura/2_o_mas_ddos_varios/varon/test_105.docx
+++ b/plantillas_maestras/06_seguro_hogar_e_inmuebles/negativa_cobertura/2_o_mas_ddos_varios/varon/test_105.docx
@@ -297,7 +297,7 @@
           <w14:ligatures w14:val="none"/>
         </w:rPr>
         <w:tab/>
-        <w:t xml:space="preserve">:   </w:t>
+        <w:t xml:space="preserve">: </w:t>
       </w:r>
       <w:r>
         <w:rPr>
@@ -761,7 +761,7 @@
           <w:lang w:val="es-ES" w:eastAsia="es-ES"/>
           <w14:ligatures w14:val="none"/>
         </w:rPr>
-        <w:t>por presuntas infracciones a la Ley N°29571, Código de Protección y Defensa del Consumidor (en adelante, Código)</w:t>
+        <w:t>por presuntas infracciones a la Ley 29571, Código de Protección y Defensa del Consumidor (en adelante, Código)</w:t>
       </w:r>
       <w:r>
         <w:rPr>
@@ -856,7 +856,7 @@
         <w:rPr>
           <w:rFonts w:ascii="Arial Narrow" w:eastAsia="Times New Roman" w:hAnsi="Arial Narrow" w:cs="Arial"/>
         </w:rPr>
-        <w:t>N°</w:t>
+        <w:t/>
       </w:r>
       <w:proofErr w:type="spellEnd"/>
       <w:r>
@@ -1764,7 +1764,7 @@
           <w:color w:val="000000" w:themeColor="text1"/>
           <w:lang w:val="es-ES" w:eastAsia="es-ES"/>
         </w:rPr>
-        <w:t>Nº</w:t>
+        <w:t/>
       </w:r>
       <w:proofErr w:type="spellEnd"/>
       <w:r>
@@ -2024,7 +2024,7 @@
           <w:lang w:eastAsia="es-PE"/>
           <w14:ligatures w14:val="none"/>
         </w:rPr>
-        <w:t>La Secretaría Técnica de la Comisión de Protección al Consumidor N°1 (en adelante, la Secretaría Técnica), en ejercicio de sus facultades</w:t>
+        <w:t>La Secretaría Técnica de la Comisión de Protección al Consumidor 1 (en adelante, la Secretaría Técnica), en ejercicio de sus facultades</w:t>
       </w:r>
       <w:bookmarkEnd w:id="2"/>
       <w:bookmarkEnd w:id="3"/>
@@ -2089,7 +2089,7 @@
         <w:rPr>
           <w:rFonts w:ascii="Arial Narrow" w:eastAsia="Arial Narrow" w:hAnsi="Arial Narrow" w:cs="Arial Narrow"/>
         </w:rPr>
-        <w:t>N°</w:t>
+        <w:t/>
       </w:r>
       <w:proofErr w:type="spellEnd"/>
       <w:r>
@@ -2123,7 +2123,7 @@
           <w:lang w:eastAsia="es-PE"/>
           <w14:ligatures w14:val="none"/>
         </w:rPr>
-        <w:t>°</w:t>
+        <w:t/>
       </w:r>
       <w:r>
         <w:rPr>
@@ -2141,7 +2141,7 @@
           <w:lang w:eastAsia="es-PE"/>
           <w14:ligatures w14:val="none"/>
         </w:rPr>
-        <w:t>°</w:t>
+        <w:t/>
       </w:r>
       <w:r>
         <w:rPr>
@@ -2239,7 +2239,7 @@
         <w:rPr>
           <w:rFonts w:ascii="Arial Narrow" w:eastAsia="Arial Narrow" w:hAnsi="Arial Narrow" w:cs="Arial Narrow"/>
         </w:rPr>
-        <w:t>N°</w:t>
+        <w:t/>
       </w:r>
       <w:proofErr w:type="spellEnd"/>
       <w:r>
@@ -2260,7 +2260,7 @@
           <w:color w:val="000000" w:themeColor="text1"/>
           <w:lang w:eastAsia="es-PE"/>
         </w:rPr>
-        <w:t>°</w:t>
+        <w:t/>
       </w:r>
       <w:r>
         <w:rPr>
@@ -2274,7 +2274,7 @@
           <w:color w:val="000000" w:themeColor="text1"/>
           <w:lang w:eastAsia="es-PE"/>
         </w:rPr>
-        <w:t>°</w:t>
+        <w:t/>
       </w:r>
       <w:r>
         <w:rPr>
@@ -2559,7 +2559,7 @@
           <w:color w:val="000000" w:themeColor="text1"/>
           <w:lang w:val="es-ES" w:eastAsia="es-ES"/>
         </w:rPr>
-        <w:t>N°</w:t>
+        <w:t/>
       </w:r>
       <w:proofErr w:type="spellEnd"/>
       <w:r>
@@ -2785,7 +2785,7 @@
           <w:lang w:eastAsia="es-PE"/>
           <w14:ligatures w14:val="none"/>
         </w:rPr>
-        <w:t xml:space="preserve">RESOLUCIÓN DE LA SECRETARÍA TÉCNICA  </w:t>
+        <w:t xml:space="preserve">RESOLUCIÓN DE LA SECRETARÍA TÉCNICA </w:t>
       </w:r>
     </w:p>
     <w:p>
@@ -2981,7 +2981,7 @@
           <w:rFonts w:ascii="Arial Narrow" w:eastAsia="Times New Roman" w:hAnsi="Arial Narrow" w:cs="Times New Roman"/>
           <w:lang w:eastAsia="es-PE"/>
         </w:rPr>
-        <w:t xml:space="preserve"> infracción a los artículos 18° y 19°</w:t>
+        <w:t xml:space="preserve"> infracción a los artículos 18 y 19</w:t>
       </w:r>
       <w:r>
         <w:rPr>
@@ -3044,7 +3044,7 @@
         <w:rPr>
           <w:rFonts w:ascii="Arial Narrow" w:eastAsia="Times New Roman" w:hAnsi="Arial Narrow" w:cs="Arial"/>
         </w:rPr>
-        <w:t>N°</w:t>
+        <w:t/>
       </w:r>
       <w:proofErr w:type="spellEnd"/>
       <w:r>
@@ -3167,7 +3167,7 @@
           <w:rFonts w:ascii="Arial Narrow" w:eastAsia="Times New Roman" w:hAnsi="Arial Narrow" w:cs="Times New Roman"/>
           <w:lang w:eastAsia="es-PE"/>
         </w:rPr>
-        <w:t xml:space="preserve"> infracción a los artículos 18° y 19°</w:t>
+        <w:t xml:space="preserve"> infracción a los artículos 18 y 19</w:t>
       </w:r>
       <w:r>
         <w:rPr>
@@ -3272,7 +3272,7 @@
         <w:rPr>
           <w:rFonts w:ascii="Arial Narrow" w:eastAsia="Times New Roman" w:hAnsi="Arial Narrow" w:cs="Arial"/>
         </w:rPr>
-        <w:t>N°</w:t>
+        <w:t/>
       </w:r>
       <w:proofErr w:type="spellEnd"/>
       <w:r>
@@ -3566,7 +3566,7 @@
           <w:lang w:eastAsia="es-PE"/>
           <w14:ligatures w14:val="none"/>
         </w:rPr>
-        <w:t>°</w:t>
+        <w:t/>
       </w:r>
       <w:r>
         <w:rPr>
@@ -3662,7 +3662,7 @@
           <w:lang w:eastAsia="es-PE"/>
           <w14:ligatures w14:val="none"/>
         </w:rPr>
-        <w:t>°</w:t>
+        <w:t/>
       </w:r>
       <w:r>
         <w:rPr>
@@ -3830,7 +3830,7 @@
           <w:lang w:eastAsia="es-PE"/>
           <w14:ligatures w14:val="none"/>
         </w:rPr>
-        <w:t>°</w:t>
+        <w:t/>
       </w:r>
       <w:r>
         <w:rPr>
@@ -3979,7 +3979,7 @@
           <w:color w:val="000000" w:themeColor="text1"/>
           <w:lang w:val="es-ES" w:eastAsia="es-ES"/>
         </w:rPr>
-        <w:t>N°</w:t>
+        <w:t/>
       </w:r>
       <w:proofErr w:type="spellEnd"/>
       <w:r>
@@ -4104,7 +4104,7 @@
           <w:lang w:eastAsia="es-PE"/>
           <w14:ligatures w14:val="none"/>
         </w:rPr>
-        <w:t>°</w:t>
+        <w:t/>
       </w:r>
       <w:r>
         <w:rPr>
@@ -4145,7 +4145,7 @@
           <w:lang w:eastAsia="es-PE"/>
           <w14:ligatures w14:val="none"/>
         </w:rPr>
-        <w:t>°</w:t>
+        <w:t/>
       </w:r>
       <w:r>
         <w:rPr>
@@ -4165,7 +4165,7 @@
           <w:lang w:eastAsia="es-PE"/>
           <w14:ligatures w14:val="none"/>
         </w:rPr>
-        <w:t>°</w:t>
+        <w:t/>
       </w:r>
       <w:r>
         <w:rPr>
@@ -4185,7 +4185,7 @@
           <w:lang w:eastAsia="es-PE"/>
           <w14:ligatures w14:val="none"/>
         </w:rPr>
-        <w:t>°</w:t>
+        <w:t/>
       </w:r>
       <w:r>
         <w:rPr>
@@ -4238,7 +4238,7 @@
           <w:lang w:eastAsia="es-PE"/>
           <w14:ligatures w14:val="none"/>
         </w:rPr>
-        <w:t>°</w:t>
+        <w:t/>
       </w:r>
       <w:r>
         <w:rPr>
@@ -4329,7 +4329,7 @@
           <w:lang w:eastAsia="es-PE"/>
           <w14:ligatures w14:val="none"/>
         </w:rPr>
-        <w:t>°</w:t>
+        <w:t/>
       </w:r>
       <w:r>
         <w:rPr>
@@ -4422,7 +4422,7 @@
           <w:lang w:eastAsia="es-PE"/>
           <w14:ligatures w14:val="none"/>
         </w:rPr>
-        <w:t>°</w:t>
+        <w:t/>
       </w:r>
       <w:r>
         <w:rPr>
@@ -4439,7 +4439,7 @@
           <w:kern w:val="0"/>
           <w14:ligatures w14:val="none"/>
         </w:rPr>
-        <w:t>N°</w:t>
+        <w:t/>
       </w:r>
       <w:proofErr w:type="spellEnd"/>
       <w:r>
@@ -4662,7 +4662,7 @@
           <w:lang w:eastAsia="es-PE"/>
           <w14:ligatures w14:val="none"/>
         </w:rPr>
-        <w:t>°</w:t>
+        <w:t/>
       </w:r>
       <w:r>
         <w:rPr>
@@ -4677,7 +4677,7 @@
           <w:rFonts w:ascii="Arial Narrow" w:hAnsi="Arial Narrow"/>
           <w:color w:val="000000"/>
         </w:rPr>
-        <w:t>N°</w:t>
+        <w:t/>
       </w:r>
       <w:proofErr w:type="spellEnd"/>
       <w:r>
@@ -4695,7 +4695,7 @@
           <w:lang w:eastAsia="es-PE"/>
           <w14:ligatures w14:val="none"/>
         </w:rPr>
-        <w:t>°</w:t>
+        <w:t/>
       </w:r>
       <w:r>
         <w:rPr>
@@ -5303,7 +5303,7 @@
           <w:sz w:val="16"/>
           <w:szCs w:val="16"/>
         </w:rPr>
-        <w:t xml:space="preserve">  </w:t>
+        <w:t xml:space="preserve"> </w:t>
       </w:r>
       <w:r>
         <w:rPr>
@@ -5332,7 +5332,7 @@
           <w:sz w:val="16"/>
           <w:szCs w:val="16"/>
         </w:rPr>
-        <w:t>N°</w:t>
+        <w:t/>
       </w:r>
       <w:proofErr w:type="spellEnd"/>
       <w:r>
@@ -5354,7 +5354,7 @@
           <w:sz w:val="16"/>
           <w:szCs w:val="16"/>
         </w:rPr>
-        <w:t>N°</w:t>
+        <w:t/>
       </w:r>
       <w:proofErr w:type="spellEnd"/>
       <w:r>
@@ -5424,7 +5424,7 @@
           <w:sz w:val="16"/>
           <w:szCs w:val="16"/>
         </w:rPr>
-        <w:t>N°</w:t>
+        <w:t/>
       </w:r>
       <w:proofErr w:type="spellEnd"/>
       <w:r>
@@ -5509,7 +5509,7 @@
           <w:sz w:val="16"/>
           <w:szCs w:val="16"/>
         </w:rPr>
-        <w:t>N°</w:t>
+        <w:t/>
       </w:r>
       <w:proofErr w:type="spellEnd"/>
       <w:r>
@@ -5645,7 +5645,7 @@
           <w:sz w:val="16"/>
           <w:szCs w:val="16"/>
         </w:rPr>
-        <w:t xml:space="preserve">           </w:t>
+        <w:t xml:space="preserve"> </w:t>
       </w:r>
       <w:r>
         <w:rPr>
@@ -5674,7 +5674,7 @@
           <w:sz w:val="16"/>
           <w:szCs w:val="16"/>
         </w:rPr>
-        <w:t>N°</w:t>
+        <w:t/>
       </w:r>
       <w:proofErr w:type="spellEnd"/>
       <w:r>
@@ -5696,7 +5696,7 @@
           <w:sz w:val="16"/>
           <w:szCs w:val="16"/>
         </w:rPr>
-        <w:t>N°</w:t>
+        <w:t/>
       </w:r>
       <w:proofErr w:type="spellEnd"/>
       <w:r>
@@ -5707,7 +5707,7 @@
           <w:sz w:val="16"/>
           <w:szCs w:val="16"/>
         </w:rPr>
-        <w:t xml:space="preserve"> 1308   </w:t>
+        <w:t xml:space="preserve"> 1308 </w:t>
       </w:r>
     </w:p>
     <w:p>
@@ -5731,7 +5731,7 @@
           <w:sz w:val="16"/>
           <w:szCs w:val="16"/>
         </w:rPr>
-        <w:t xml:space="preserve">Artículo 18.- Idoneidad   </w:t>
+        <w:t xml:space="preserve">Artículo 18.- Idoneidad </w:t>
       </w:r>
     </w:p>
     <w:p>
@@ -5751,7 +5751,7 @@
           <w:sz w:val="16"/>
           <w:szCs w:val="16"/>
         </w:rPr>
-        <w:t xml:space="preserve">Se entiende por idoneidad la correspondencia entre lo que un consumidor espera y lo que efectivamente recibe, en función a lo que se le hubiera ofrecido, la publicidad e información transmitida, las condiciones y circunstancias de la transacción, las características y naturaleza del producto o servicio, el precio, entre otros factores, atendiendo a las circunstancias del caso.    </w:t>
+        <w:t xml:space="preserve">Se entiende por idoneidad la correspondencia entre lo que un consumidor espera y lo que efectivamente recibe, en función a lo que se le hubiera ofrecido, la publicidad e información transmitida, las condiciones y circunstancias de la transacción, las características y naturaleza del producto o servicio, el precio, entre otros factores, atendiendo a las circunstancias del caso. </w:t>
       </w:r>
     </w:p>
     <w:p>
@@ -5870,7 +5870,7 @@
           <w:sz w:val="16"/>
           <w:szCs w:val="16"/>
         </w:rPr>
-        <w:t xml:space="preserve">  </w:t>
+        <w:t xml:space="preserve"> </w:t>
       </w:r>
       <w:r>
         <w:rPr>
@@ -5899,7 +5899,7 @@
           <w:sz w:val="16"/>
           <w:szCs w:val="16"/>
         </w:rPr>
-        <w:t>N°</w:t>
+        <w:t/>
       </w:r>
       <w:proofErr w:type="spellEnd"/>
       <w:r>
@@ -6095,7 +6095,7 @@
           <w:sz w:val="16"/>
           <w:szCs w:val="16"/>
         </w:rPr>
-        <w:t>Nº</w:t>
+        <w:t/>
       </w:r>
       <w:proofErr w:type="spellEnd"/>
       <w:r>
@@ -6211,7 +6211,7 @@
           <w:sz w:val="16"/>
           <w:szCs w:val="16"/>
         </w:rPr>
-        <w:t>N°</w:t>
+        <w:t/>
       </w:r>
       <w:proofErr w:type="spellEnd"/>
       <w:r>
@@ -6378,15 +6378,15 @@
           <w:szCs w:val="16"/>
           <w:vertAlign w:val="superscript"/>
         </w:rPr>
-        <w:t xml:space="preserve">  </w:t>
-      </w:r>
-      <w:r>
-        <w:rPr>
-          <w:rFonts w:ascii="Arial Narrow" w:hAnsi="Arial Narrow" w:cs="Arial"/>
-          <w:sz w:val="16"/>
-          <w:szCs w:val="16"/>
-        </w:rPr>
-        <w:t xml:space="preserve">     </w:t>
+        <w:t xml:space="preserve"> </w:t>
+      </w:r>
+      <w:r>
+        <w:rPr>
+          <w:rFonts w:ascii="Arial Narrow" w:hAnsi="Arial Narrow" w:cs="Arial"/>
+          <w:sz w:val="16"/>
+          <w:szCs w:val="16"/>
+        </w:rPr>
+        <w:t xml:space="preserve"> </w:t>
       </w:r>
       <w:r>
         <w:rPr>
@@ -6432,7 +6432,7 @@
           <w:sz w:val="16"/>
           <w:szCs w:val="16"/>
         </w:rPr>
-        <w:t>N°</w:t>
+        <w:t/>
       </w:r>
       <w:proofErr w:type="spellEnd"/>
       <w:r>
@@ -6485,7 +6485,7 @@
           <w:sz w:val="16"/>
           <w:szCs w:val="16"/>
         </w:rPr>
-        <w:t>El órgano resolutivo puede sancionar las infracciones administrativas a que se refiere el artículo 108º con amonestación y multas de hasta cuatrocientos cincuenta (450) Unidades Impositivas Tributarias (UIT), las cuales son calificadas de la siguiente manera:</w:t>
+        <w:t>El órgano resolutivo puede sancionar las infracciones administrativas a que se refiere el artículo 108 con amonestación y multas de hasta cuatrocientos cincuenta (450) Unidades Impositivas Tributarias (UIT), las cuales son calificadas de la siguiente manera:</w:t>
       </w:r>
     </w:p>
     <w:p>
@@ -6608,7 +6608,7 @@
           <w:sz w:val="16"/>
           <w:szCs w:val="16"/>
         </w:rPr>
-        <w:t xml:space="preserve">        </w:t>
+        <w:t xml:space="preserve"> </w:t>
       </w:r>
       <w:r>
         <w:rPr>
@@ -7425,7 +7425,7 @@
           <w:sz w:val="16"/>
           <w:szCs w:val="16"/>
         </w:rPr>
-        <w:t xml:space="preserve">         </w:t>
+        <w:t xml:space="preserve"> </w:t>
       </w:r>
       <w:r>
         <w:rPr>
@@ -7471,7 +7471,7 @@
           <w:sz w:val="16"/>
           <w:szCs w:val="16"/>
         </w:rPr>
-        <w:t>N°</w:t>
+        <w:t/>
       </w:r>
       <w:proofErr w:type="spellEnd"/>
       <w:r>
@@ -7689,7 +7689,7 @@
           <w:sz w:val="16"/>
           <w:szCs w:val="16"/>
         </w:rPr>
-        <w:t>Nº</w:t>
+        <w:t/>
       </w:r>
       <w:proofErr w:type="spellEnd"/>
       <w:r>
@@ -7845,7 +7845,7 @@
           <w:sz w:val="16"/>
           <w:szCs w:val="16"/>
         </w:rPr>
-        <w:t>N°</w:t>
+        <w:t/>
       </w:r>
       <w:proofErr w:type="spellEnd"/>
       <w:r>
@@ -8132,7 +8132,7 @@
               <w:sz w:val="16"/>
               <w:szCs w:val="16"/>
             </w:rPr>
-            <w:t xml:space="preserve">CNICA DE LA    </w:t>
+            <w:t xml:space="preserve">CNICA DE LA </w:t>
           </w:r>
         </w:p>
         <w:p>
